--- a/base/pacotes/arthen-arboris/preliminar-arthen-arboris.docx
+++ b/base/pacotes/arthen-arboris/preliminar-arthen-arboris.docx
@@ -46,7 +46,7 @@
           <w:i/>
           <w:sz w:val="20"/>
         </w:rPr>
-        <w:t>Gerado em 14/04/2026 às 07:43</w:t>
+        <w:t>Gerado em 14/04/2026 às 08:53</w:t>
       </w:r>
     </w:p>
     <w:p/>
@@ -1399,7 +1399,7 @@
           <w:i/>
           <w:sz w:val="20"/>
         </w:rPr>
-        <w:t>Custos calibrados a partir de 184 amostras de 0 projetos similares.</w:t>
+        <w:t>Custos calibrados a partir de 496 amostras de 0 projetos similares.</w:t>
       </w:r>
     </w:p>
     <w:tbl>
@@ -1518,7 +1518,7 @@
                 <w:rFonts w:ascii="Arial" w:hAnsi="Arial"/>
                 <w:sz w:val="18"/>
               </w:rPr>
-              <w:t>R$ 6.985.742</w:t>
+              <w:t>R$ 5.921.423</w:t>
             </w:r>
           </w:p>
         </w:tc>
@@ -1532,7 +1532,7 @@
                 <w:rFonts w:ascii="Arial" w:hAnsi="Arial"/>
                 <w:sz w:val="18"/>
               </w:rPr>
-              <w:t>560,07</w:t>
+              <w:t>474,74</w:t>
             </w:r>
           </w:p>
         </w:tc>
@@ -1546,7 +1546,7 @@
                 <w:rFonts w:ascii="Arial" w:hAnsi="Arial"/>
                 <w:sz w:val="18"/>
               </w:rPr>
-              <w:t>15.9%</w:t>
+              <w:t>14.2%</w:t>
             </w:r>
           </w:p>
         </w:tc>
@@ -1560,7 +1560,7 @@
                 <w:rFonts w:ascii="Arial" w:hAnsi="Arial"/>
                 <w:sz w:val="18"/>
               </w:rPr>
-              <w:t>14</w:t>
+              <w:t>36</w:t>
             </w:r>
           </w:p>
         </w:tc>
@@ -1590,7 +1590,7 @@
                 <w:rFonts w:ascii="Arial" w:hAnsi="Arial"/>
                 <w:sz w:val="18"/>
               </w:rPr>
-              <w:t>R$ 1.644.063</w:t>
+              <w:t>R$ 1.428.406</w:t>
             </w:r>
           </w:p>
         </w:tc>
@@ -1604,7 +1604,7 @@
                 <w:rFonts w:ascii="Arial" w:hAnsi="Arial"/>
                 <w:sz w:val="18"/>
               </w:rPr>
-              <w:t>131,81</w:t>
+              <w:t>114,52</w:t>
             </w:r>
           </w:p>
         </w:tc>
@@ -1618,7 +1618,7 @@
                 <w:rFonts w:ascii="Arial" w:hAnsi="Arial"/>
                 <w:sz w:val="18"/>
               </w:rPr>
-              <w:t>3.7%</w:t>
+              <w:t>3.4%</w:t>
             </w:r>
           </w:p>
         </w:tc>
@@ -1632,7 +1632,7 @@
                 <w:rFonts w:ascii="Arial" w:hAnsi="Arial"/>
                 <w:sz w:val="18"/>
               </w:rPr>
-              <w:t>14</w:t>
+              <w:t>37</w:t>
             </w:r>
           </w:p>
         </w:tc>
@@ -1662,7 +1662,7 @@
                 <w:rFonts w:ascii="Arial" w:hAnsi="Arial"/>
                 <w:sz w:val="18"/>
               </w:rPr>
-              <w:t>R$ 2.461.293</w:t>
+              <w:t>R$ 2.446.450</w:t>
             </w:r>
           </w:p>
         </w:tc>
@@ -1676,7 +1676,7 @@
                 <w:rFonts w:ascii="Arial" w:hAnsi="Arial"/>
                 <w:sz w:val="18"/>
               </w:rPr>
-              <w:t>197,33</w:t>
+              <w:t>196,14</w:t>
             </w:r>
           </w:p>
         </w:tc>
@@ -1690,7 +1690,7 @@
                 <w:rFonts w:ascii="Arial" w:hAnsi="Arial"/>
                 <w:sz w:val="18"/>
               </w:rPr>
-              <w:t>5.6%</w:t>
+              <w:t>5.9%</w:t>
             </w:r>
           </w:p>
         </w:tc>
@@ -1704,7 +1704,7 @@
                 <w:rFonts w:ascii="Arial" w:hAnsi="Arial"/>
                 <w:sz w:val="18"/>
               </w:rPr>
-              <w:t>14</w:t>
+              <w:t>37</w:t>
             </w:r>
           </w:p>
         </w:tc>
@@ -1734,7 +1734,7 @@
                 <w:rFonts w:ascii="Arial" w:hAnsi="Arial"/>
                 <w:sz w:val="18"/>
               </w:rPr>
-              <w:t>R$ 8.052.306</w:t>
+              <w:t>R$ 8.165.062</w:t>
             </w:r>
           </w:p>
         </w:tc>
@@ -1748,7 +1748,7 @@
                 <w:rFonts w:ascii="Arial" w:hAnsi="Arial"/>
                 <w:sz w:val="18"/>
               </w:rPr>
-              <w:t>645,58</w:t>
+              <w:t>654,62</w:t>
             </w:r>
           </w:p>
         </w:tc>
@@ -1762,7 +1762,7 @@
                 <w:rFonts w:ascii="Arial" w:hAnsi="Arial"/>
                 <w:sz w:val="18"/>
               </w:rPr>
-              <w:t>18.3%</w:t>
+              <w:t>19.5%</w:t>
             </w:r>
           </w:p>
         </w:tc>
@@ -1776,7 +1776,7 @@
                 <w:rFonts w:ascii="Arial" w:hAnsi="Arial"/>
                 <w:sz w:val="18"/>
               </w:rPr>
-              <w:t>14</w:t>
+              <w:t>36</w:t>
             </w:r>
           </w:p>
         </w:tc>
@@ -1806,7 +1806,7 @@
                 <w:rFonts w:ascii="Arial" w:hAnsi="Arial"/>
                 <w:sz w:val="18"/>
               </w:rPr>
-              <w:t>R$ 1.883.420</w:t>
+              <w:t>R$ 1.742.475</w:t>
             </w:r>
           </w:p>
         </w:tc>
@@ -1820,7 +1820,7 @@
                 <w:rFonts w:ascii="Arial" w:hAnsi="Arial"/>
                 <w:sz w:val="18"/>
               </w:rPr>
-              <w:t>151,00</w:t>
+              <w:t>139,70</w:t>
             </w:r>
           </w:p>
         </w:tc>
@@ -1834,7 +1834,7 @@
                 <w:rFonts w:ascii="Arial" w:hAnsi="Arial"/>
                 <w:sz w:val="18"/>
               </w:rPr>
-              <w:t>4.3%</w:t>
+              <w:t>4.2%</w:t>
             </w:r>
           </w:p>
         </w:tc>
@@ -1848,7 +1848,7 @@
                 <w:rFonts w:ascii="Arial" w:hAnsi="Arial"/>
                 <w:sz w:val="18"/>
               </w:rPr>
-              <w:t>14</w:t>
+              <w:t>33</w:t>
             </w:r>
           </w:p>
         </w:tc>
@@ -1878,7 +1878,7 @@
                 <w:rFonts w:ascii="Arial" w:hAnsi="Arial"/>
                 <w:sz w:val="18"/>
               </w:rPr>
-              <w:t>R$ 710.960</w:t>
+              <w:t>R$ 748.379</w:t>
             </w:r>
           </w:p>
         </w:tc>
@@ -1892,7 +1892,7 @@
                 <w:rFonts w:ascii="Arial" w:hAnsi="Arial"/>
                 <w:sz w:val="18"/>
               </w:rPr>
-              <w:t>57,00</w:t>
+              <w:t>60,00</w:t>
             </w:r>
           </w:p>
         </w:tc>
@@ -1906,7 +1906,7 @@
                 <w:rFonts w:ascii="Arial" w:hAnsi="Arial"/>
                 <w:sz w:val="18"/>
               </w:rPr>
-              <w:t>1.6%</w:t>
+              <w:t>1.8%</w:t>
             </w:r>
           </w:p>
         </w:tc>
@@ -1920,7 +1920,7 @@
                 <w:rFonts w:ascii="Arial" w:hAnsi="Arial"/>
                 <w:sz w:val="18"/>
               </w:rPr>
-              <w:t>14</w:t>
+              <w:t>33</w:t>
             </w:r>
           </w:p>
         </w:tc>
@@ -1950,7 +1950,7 @@
                 <w:rFonts w:ascii="Arial" w:hAnsi="Arial"/>
                 <w:sz w:val="18"/>
               </w:rPr>
-              <w:t>R$ 4.070.682</w:t>
+              <w:t>R$ 4.142.526</w:t>
             </w:r>
           </w:p>
         </w:tc>
@@ -1964,7 +1964,7 @@
                 <w:rFonts w:ascii="Arial" w:hAnsi="Arial"/>
                 <w:sz w:val="18"/>
               </w:rPr>
-              <w:t>326,36</w:t>
+              <w:t>332,12</w:t>
             </w:r>
           </w:p>
         </w:tc>
@@ -1978,7 +1978,7 @@
                 <w:rFonts w:ascii="Arial" w:hAnsi="Arial"/>
                 <w:sz w:val="18"/>
               </w:rPr>
-              <w:t>9.3%</w:t>
+              <w:t>9.9%</w:t>
             </w:r>
           </w:p>
         </w:tc>
@@ -1992,7 +1992,7 @@
                 <w:rFonts w:ascii="Arial" w:hAnsi="Arial"/>
                 <w:sz w:val="18"/>
               </w:rPr>
-              <w:t>14</w:t>
+              <w:t>33</w:t>
             </w:r>
           </w:p>
         </w:tc>
@@ -2022,7 +2022,7 @@
                 <w:rFonts w:ascii="Arial" w:hAnsi="Arial"/>
                 <w:sz w:val="18"/>
               </w:rPr>
-              <w:t>R$ 2.072.136</w:t>
+              <w:t>R$ 2.152.088</w:t>
             </w:r>
           </w:p>
         </w:tc>
@@ -2036,7 +2036,7 @@
                 <w:rFonts w:ascii="Arial" w:hAnsi="Arial"/>
                 <w:sz w:val="18"/>
               </w:rPr>
-              <w:t>166,13</w:t>
+              <w:t>172,54</w:t>
             </w:r>
           </w:p>
         </w:tc>
@@ -2050,7 +2050,7 @@
                 <w:rFonts w:ascii="Arial" w:hAnsi="Arial"/>
                 <w:sz w:val="18"/>
               </w:rPr>
-              <w:t>4.7%</w:t>
+              <w:t>5.2%</w:t>
             </w:r>
           </w:p>
         </w:tc>
@@ -2064,7 +2064,7 @@
                 <w:rFonts w:ascii="Arial" w:hAnsi="Arial"/>
                 <w:sz w:val="18"/>
               </w:rPr>
-              <w:t>14</w:t>
+              <w:t>35</w:t>
             </w:r>
           </w:p>
         </w:tc>
@@ -2094,7 +2094,7 @@
                 <w:rFonts w:ascii="Arial" w:hAnsi="Arial"/>
                 <w:sz w:val="18"/>
               </w:rPr>
-              <w:t>R$ 719.317</w:t>
+              <w:t>R$ 381.548</w:t>
             </w:r>
           </w:p>
         </w:tc>
@@ -2108,7 +2108,7 @@
                 <w:rFonts w:ascii="Arial" w:hAnsi="Arial"/>
                 <w:sz w:val="18"/>
               </w:rPr>
-              <w:t>57,67</w:t>
+              <w:t>30,59</w:t>
             </w:r>
           </w:p>
         </w:tc>
@@ -2122,7 +2122,7 @@
                 <w:rFonts w:ascii="Arial" w:hAnsi="Arial"/>
                 <w:sz w:val="18"/>
               </w:rPr>
-              <w:t>1.6%</w:t>
+              <w:t>0.9%</w:t>
             </w:r>
           </w:p>
         </w:tc>
@@ -2136,7 +2136,7 @@
                 <w:rFonts w:ascii="Arial" w:hAnsi="Arial"/>
                 <w:sz w:val="18"/>
               </w:rPr>
-              <w:t>4</w:t>
+              <w:t>9</w:t>
             </w:r>
           </w:p>
         </w:tc>
@@ -2166,7 +2166,7 @@
                 <w:rFonts w:ascii="Arial" w:hAnsi="Arial"/>
                 <w:sz w:val="18"/>
               </w:rPr>
-              <w:t>R$ 924.497</w:t>
+              <w:t>R$ 756.112</w:t>
             </w:r>
           </w:p>
         </w:tc>
@@ -2180,7 +2180,7 @@
                 <w:rFonts w:ascii="Arial" w:hAnsi="Arial"/>
                 <w:sz w:val="18"/>
               </w:rPr>
-              <w:t>74,12</w:t>
+              <w:t>60,62</w:t>
             </w:r>
           </w:p>
         </w:tc>
@@ -2194,7 +2194,7 @@
                 <w:rFonts w:ascii="Arial" w:hAnsi="Arial"/>
                 <w:sz w:val="18"/>
               </w:rPr>
-              <w:t>2.1%</w:t>
+              <w:t>1.8%</w:t>
             </w:r>
           </w:p>
         </w:tc>
@@ -2208,7 +2208,7 @@
                 <w:rFonts w:ascii="Arial" w:hAnsi="Arial"/>
                 <w:sz w:val="18"/>
               </w:rPr>
-              <w:t>8</w:t>
+              <w:t>15</w:t>
             </w:r>
           </w:p>
         </w:tc>
@@ -2238,7 +2238,7 @@
                 <w:rFonts w:ascii="Arial" w:hAnsi="Arial"/>
                 <w:sz w:val="18"/>
               </w:rPr>
-              <w:t>R$ 805.755</w:t>
+              <w:t>R$ 749.626</w:t>
             </w:r>
           </w:p>
         </w:tc>
@@ -2252,7 +2252,7 @@
                 <w:rFonts w:ascii="Arial" w:hAnsi="Arial"/>
                 <w:sz w:val="18"/>
               </w:rPr>
-              <w:t>64,60</w:t>
+              <w:t>60,10</w:t>
             </w:r>
           </w:p>
         </w:tc>
@@ -2280,7 +2280,7 @@
                 <w:rFonts w:ascii="Arial" w:hAnsi="Arial"/>
                 <w:sz w:val="18"/>
               </w:rPr>
-              <w:t>6</w:t>
+              <w:t>21</w:t>
             </w:r>
           </w:p>
         </w:tc>
@@ -2310,7 +2310,7 @@
                 <w:rFonts w:ascii="Arial" w:hAnsi="Arial"/>
                 <w:sz w:val="18"/>
               </w:rPr>
-              <w:t>R$ 2.488.235</w:t>
+              <w:t>R$ 2.482.372</w:t>
             </w:r>
           </w:p>
         </w:tc>
@@ -2324,7 +2324,7 @@
                 <w:rFonts w:ascii="Arial" w:hAnsi="Arial"/>
                 <w:sz w:val="18"/>
               </w:rPr>
-              <w:t>199,49</w:t>
+              <w:t>199,02</w:t>
             </w:r>
           </w:p>
         </w:tc>
@@ -2338,7 +2338,7 @@
                 <w:rFonts w:ascii="Arial" w:hAnsi="Arial"/>
                 <w:sz w:val="18"/>
               </w:rPr>
-              <w:t>5.7%</w:t>
+              <w:t>5.9%</w:t>
             </w:r>
           </w:p>
         </w:tc>
@@ -2352,7 +2352,7 @@
                 <w:rFonts w:ascii="Arial" w:hAnsi="Arial"/>
                 <w:sz w:val="18"/>
               </w:rPr>
-              <w:t>7</w:t>
+              <w:t>24</w:t>
             </w:r>
           </w:p>
         </w:tc>
@@ -2382,7 +2382,7 @@
                 <w:rFonts w:ascii="Arial" w:hAnsi="Arial"/>
                 <w:sz w:val="18"/>
               </w:rPr>
-              <w:t>R$ 1.432.646</w:t>
+              <w:t>R$ 1.553.510</w:t>
             </w:r>
           </w:p>
         </w:tc>
@@ -2396,7 +2396,7 @@
                 <w:rFonts w:ascii="Arial" w:hAnsi="Arial"/>
                 <w:sz w:val="18"/>
               </w:rPr>
-              <w:t>114,86</w:t>
+              <w:t>124,55</w:t>
             </w:r>
           </w:p>
         </w:tc>
@@ -2410,7 +2410,7 @@
                 <w:rFonts w:ascii="Arial" w:hAnsi="Arial"/>
                 <w:sz w:val="18"/>
               </w:rPr>
-              <w:t>3.3%</w:t>
+              <w:t>3.7%</w:t>
             </w:r>
           </w:p>
         </w:tc>
@@ -2424,7 +2424,7 @@
                 <w:rFonts w:ascii="Arial" w:hAnsi="Arial"/>
                 <w:sz w:val="18"/>
               </w:rPr>
-              <w:t>8</w:t>
+              <w:t>26</w:t>
             </w:r>
           </w:p>
         </w:tc>
@@ -2454,7 +2454,7 @@
                 <w:rFonts w:ascii="Arial" w:hAnsi="Arial"/>
                 <w:sz w:val="18"/>
               </w:rPr>
-              <w:t>R$ 4.000.584</w:t>
+              <w:t>R$ 3.757.360</w:t>
             </w:r>
           </w:p>
         </w:tc>
@@ -2468,7 +2468,7 @@
                 <w:rFonts w:ascii="Arial" w:hAnsi="Arial"/>
                 <w:sz w:val="18"/>
               </w:rPr>
-              <w:t>320,74</w:t>
+              <w:t>301,24</w:t>
             </w:r>
           </w:p>
         </w:tc>
@@ -2482,7 +2482,7 @@
                 <w:rFonts w:ascii="Arial" w:hAnsi="Arial"/>
                 <w:sz w:val="18"/>
               </w:rPr>
-              <w:t>9.1%</w:t>
+              <w:t>9.0%</w:t>
             </w:r>
           </w:p>
         </w:tc>
@@ -2496,7 +2496,7 @@
                 <w:rFonts w:ascii="Arial" w:hAnsi="Arial"/>
                 <w:sz w:val="18"/>
               </w:rPr>
-              <w:t>14</w:t>
+              <w:t>35</w:t>
             </w:r>
           </w:p>
         </w:tc>
@@ -2526,7 +2526,7 @@
                 <w:rFonts w:ascii="Arial" w:hAnsi="Arial"/>
                 <w:sz w:val="18"/>
               </w:rPr>
-              <w:t>R$ 510.769</w:t>
+              <w:t>R$ 745.011</w:t>
             </w:r>
           </w:p>
         </w:tc>
@@ -2540,7 +2540,7 @@
                 <w:rFonts w:ascii="Arial" w:hAnsi="Arial"/>
                 <w:sz w:val="18"/>
               </w:rPr>
-              <w:t>40,95</w:t>
+              <w:t>59,73</w:t>
             </w:r>
           </w:p>
         </w:tc>
@@ -2554,7 +2554,7 @@
                 <w:rFonts w:ascii="Arial" w:hAnsi="Arial"/>
                 <w:sz w:val="18"/>
               </w:rPr>
-              <w:t>1.2%</w:t>
+              <w:t>1.8%</w:t>
             </w:r>
           </w:p>
         </w:tc>
@@ -2568,7 +2568,7 @@
                 <w:rFonts w:ascii="Arial" w:hAnsi="Arial"/>
                 <w:sz w:val="18"/>
               </w:rPr>
-              <w:t>9</w:t>
+              <w:t>24</w:t>
             </w:r>
           </w:p>
         </w:tc>
@@ -2598,7 +2598,7 @@
                 <w:rFonts w:ascii="Arial" w:hAnsi="Arial"/>
                 <w:sz w:val="18"/>
               </w:rPr>
-              <w:t>R$ 1.423.791</w:t>
+              <w:t>R$ 1.464.078</w:t>
             </w:r>
           </w:p>
         </w:tc>
@@ -2612,7 +2612,7 @@
                 <w:rFonts w:ascii="Arial" w:hAnsi="Arial"/>
                 <w:sz w:val="18"/>
               </w:rPr>
-              <w:t>114,15</w:t>
+              <w:t>117,38</w:t>
             </w:r>
           </w:p>
         </w:tc>
@@ -2626,7 +2626,7 @@
                 <w:rFonts w:ascii="Arial" w:hAnsi="Arial"/>
                 <w:sz w:val="18"/>
               </w:rPr>
-              <w:t>3.2%</w:t>
+              <w:t>3.5%</w:t>
             </w:r>
           </w:p>
         </w:tc>
@@ -2640,7 +2640,7 @@
                 <w:rFonts w:ascii="Arial" w:hAnsi="Arial"/>
                 <w:sz w:val="18"/>
               </w:rPr>
-              <w:t>6</w:t>
+              <w:t>20</w:t>
             </w:r>
           </w:p>
         </w:tc>
@@ -2670,7 +2670,7 @@
                 <w:rFonts w:ascii="Arial" w:hAnsi="Arial"/>
                 <w:sz w:val="18"/>
               </w:rPr>
-              <w:t>R$ 2.542.492</w:t>
+              <w:t>R$ 2.507.817</w:t>
             </w:r>
           </w:p>
         </w:tc>
@@ -2684,7 +2684,7 @@
                 <w:rFonts w:ascii="Arial" w:hAnsi="Arial"/>
                 <w:sz w:val="18"/>
               </w:rPr>
-              <w:t>203,84</w:t>
+              <w:t>201,06</w:t>
             </w:r>
           </w:p>
         </w:tc>
@@ -2698,7 +2698,7 @@
                 <w:rFonts w:ascii="Arial" w:hAnsi="Arial"/>
                 <w:sz w:val="18"/>
               </w:rPr>
-              <w:t>5.8%</w:t>
+              <w:t>6.0%</w:t>
             </w:r>
           </w:p>
         </w:tc>
@@ -2712,7 +2712,7 @@
                 <w:rFonts w:ascii="Arial" w:hAnsi="Arial"/>
                 <w:sz w:val="18"/>
               </w:rPr>
-              <w:t>7</w:t>
+              <w:t>27</w:t>
             </w:r>
           </w:p>
         </w:tc>
@@ -2742,7 +2742,7 @@
                 <w:rFonts w:ascii="Arial" w:hAnsi="Arial"/>
                 <w:sz w:val="18"/>
               </w:rPr>
-              <w:t>R$ 1.183.436</w:t>
+              <w:t>R$ 623.400</w:t>
             </w:r>
           </w:p>
         </w:tc>
@@ -2756,7 +2756,7 @@
                 <w:rFonts w:ascii="Arial" w:hAnsi="Arial"/>
                 <w:sz w:val="18"/>
               </w:rPr>
-              <w:t>94,88</w:t>
+              <w:t>49,98</w:t>
             </w:r>
           </w:p>
         </w:tc>
@@ -2770,7 +2770,7 @@
                 <w:rFonts w:ascii="Arial" w:hAnsi="Arial"/>
                 <w:sz w:val="18"/>
               </w:rPr>
-              <w:t>2.7%</w:t>
+              <w:t>1.5%</w:t>
             </w:r>
           </w:p>
         </w:tc>
@@ -2784,7 +2784,7 @@
                 <w:rFonts w:ascii="Arial" w:hAnsi="Arial"/>
                 <w:sz w:val="18"/>
               </w:rPr>
-              <w:t>3</w:t>
+              <w:t>15</w:t>
             </w:r>
           </w:p>
         </w:tc>
@@ -2814,7 +2814,7 @@
                 <w:rFonts w:ascii="Arial" w:hAnsi="Arial"/>
                 <w:sz w:val="18"/>
               </w:rPr>
-              <w:t>R$ 43.912.124</w:t>
+              <w:t>R$ 41.767.644</w:t>
             </w:r>
           </w:p>
         </w:tc>
@@ -2828,7 +2828,7 @@
                 <w:rFonts w:ascii="Arial" w:hAnsi="Arial"/>
                 <w:sz w:val="18"/>
               </w:rPr>
-              <w:t>3.520,58</w:t>
+              <w:t>3.348,65</w:t>
             </w:r>
           </w:p>
         </w:tc>
@@ -4981,7 +4981,7 @@
           <w:i w:val="0"/>
           <w:sz w:val="20"/>
         </w:rPr>
-        <w:t>R$/m² estimado: 3.520,58</w:t>
+        <w:t>R$/m² estimado: 3.348,65</w:t>
       </w:r>
     </w:p>
     <w:p>
@@ -4992,7 +4992,7 @@
           <w:i w:val="0"/>
           <w:sz w:val="20"/>
         </w:rPr>
-        <w:t>Total estimado: R$ 43.912.124</w:t>
+        <w:t>Total estimado: R$ 41.767.644</w:t>
       </w:r>
     </w:p>
     <w:p/>
@@ -5004,7 +5004,7 @@
           <w:i/>
           <w:sz w:val="16"/>
         </w:rPr>
-        <w:t>Memorial gerado automaticamente por gerar_memorial_pacote.py em 14/04/2026 07:43</w:t>
+        <w:t>Memorial gerado automaticamente por gerar_memorial_pacote.py em 14/04/2026 08:53</w:t>
       </w:r>
     </w:p>
     <w:sectPr>
